--- a/flow/20240204_zachala_ev/lk063b.docx
+++ b/flow/20240204_zachala_ev/lk063b.docx
@@ -50,6 +50,18 @@
       </w:pPr>
       <w:r>
         <w:rPr>
+          <w:color w:val="000000"/>
+        </w:rPr>
+        <w:t>Сказав Господь:</w:t>
+      </w:r>
+      <w:r>
+        <w:rPr>
+          <w:color w:val="000000"/>
+        </w:rPr>
+        <w:t xml:space="preserve"> </w:t>
+      </w:r>
+      <w:r>
+        <w:rPr>
           <w:rStyle w:val="Versetto"/>
         </w:rPr>
         <w:t>2.</w:t>
@@ -58,7 +70,19 @@
         <w:rPr>
           <w:color w:val="000000"/>
         </w:rPr>
-        <w:t xml:space="preserve"> Нічого бо нема схованого, що б не відкрилось, і скритого, що б не виявилось. </w:t>
+        <w:t xml:space="preserve"> </w:t>
+      </w:r>
+      <w:r>
+        <w:rPr>
+          <w:color w:val="000000"/>
+        </w:rPr>
+        <w:t>н</w:t>
+      </w:r>
+      <w:r>
+        <w:rPr>
+          <w:color w:val="000000"/>
+        </w:rPr>
+        <w:t xml:space="preserve">ічого бо нема схованого, що б не відкрилось, і скритого, що б не виявилось. </w:t>
       </w:r>
       <w:r>
         <w:rPr>
@@ -70,21 +94,7 @@
         <w:rPr>
           <w:color w:val="000000"/>
         </w:rPr>
-        <w:t xml:space="preserve"> Ось чому те, що ви сказали потемки, почується при світлі; і те, що ви говорили на вухо по сховках, </w:t>
-      </w:r>
-      <w:proofErr w:type="spellStart"/>
-      <w:r>
-        <w:rPr>
-          <w:color w:val="000000"/>
-        </w:rPr>
-        <w:t>оголоситься</w:t>
-      </w:r>
-      <w:proofErr w:type="spellEnd"/>
-      <w:r>
-        <w:rPr>
-          <w:color w:val="000000"/>
-        </w:rPr>
-        <w:t xml:space="preserve"> на крівлях.</w:t>
+        <w:t xml:space="preserve"> Ось чому те, що ви сказали потемки, почується при світлі; і те, що ви говорили на вухо по сховках, оголоситься на крівлях.</w:t>
       </w:r>
     </w:p>
     <w:p>
@@ -154,21 +164,7 @@
         <w:rPr>
           <w:color w:val="000000"/>
         </w:rPr>
-        <w:t xml:space="preserve"> Ба навіть і волосся на голові у вас усе пораховане. Не бійтесь: ви </w:t>
-      </w:r>
-      <w:proofErr w:type="spellStart"/>
-      <w:r>
-        <w:rPr>
-          <w:color w:val="000000"/>
-        </w:rPr>
-        <w:t>вартніші</w:t>
-      </w:r>
-      <w:proofErr w:type="spellEnd"/>
-      <w:r>
-        <w:rPr>
-          <w:color w:val="000000"/>
-        </w:rPr>
-        <w:t xml:space="preserve"> за багатьох горобців.</w:t>
+        <w:t xml:space="preserve"> Ба навіть і волосся на голові у вас усе пораховане. Не бійтесь: ви вартніші за багатьох горобців.</w:t>
       </w:r>
     </w:p>
     <w:sectPr>

--- a/flow/20240204_zachala_ev/lk063b.docx
+++ b/flow/20240204_zachala_ev/lk063b.docx
@@ -29,13 +29,41 @@
           <w:color w:val="FF0000"/>
         </w:rPr>
       </w:pPr>
+      <w:proofErr w:type="spellStart"/>
       <w:r>
         <w:rPr>
           <w:rFonts w:ascii="Times New Roman" w:eastAsia="Times New Roman" w:hAnsi="Times New Roman" w:cs="Times New Roman"/>
           <w:i/>
           <w:color w:val="FF0000"/>
         </w:rPr>
-        <w:t>Лк. 63 зач.; 12, 2-7.</w:t>
+        <w:t>Лк</w:t>
+      </w:r>
+      <w:proofErr w:type="spellEnd"/>
+      <w:r>
+        <w:rPr>
+          <w:rFonts w:ascii="Times New Roman" w:eastAsia="Times New Roman" w:hAnsi="Times New Roman" w:cs="Times New Roman"/>
+          <w:i/>
+          <w:color w:val="FF0000"/>
+        </w:rPr>
+        <w:t xml:space="preserve">. 63 </w:t>
+      </w:r>
+      <w:proofErr w:type="spellStart"/>
+      <w:r>
+        <w:rPr>
+          <w:rFonts w:ascii="Times New Roman" w:eastAsia="Times New Roman" w:hAnsi="Times New Roman" w:cs="Times New Roman"/>
+          <w:i/>
+          <w:color w:val="FF0000"/>
+        </w:rPr>
+        <w:t>зач</w:t>
+      </w:r>
+      <w:proofErr w:type="spellEnd"/>
+      <w:r>
+        <w:rPr>
+          <w:rFonts w:ascii="Times New Roman" w:eastAsia="Times New Roman" w:hAnsi="Times New Roman" w:cs="Times New Roman"/>
+          <w:i/>
+          <w:color w:val="FF0000"/>
+        </w:rPr>
+        <w:t>.; 12, 2-7.</w:t>
       </w:r>
     </w:p>
     <w:p>
@@ -50,6 +78,18 @@
       </w:pPr>
       <w:r>
         <w:rPr>
+          <w:rStyle w:val="Versetto"/>
+        </w:rPr>
+        <w:t>2.</w:t>
+      </w:r>
+      <w:r>
+        <w:rPr>
+          <w:color w:val="000000"/>
+        </w:rPr>
+        <w:t xml:space="preserve"> </w:t>
+      </w:r>
+      <w:r>
+        <w:rPr>
           <w:color w:val="000000"/>
         </w:rPr>
         <w:t>Сказав Господь:</w:t>
@@ -62,39 +102,41 @@
       </w:r>
       <w:r>
         <w:rPr>
+          <w:color w:val="000000"/>
+        </w:rPr>
+        <w:t>н</w:t>
+      </w:r>
+      <w:r>
+        <w:rPr>
+          <w:color w:val="000000"/>
+        </w:rPr>
+        <w:t xml:space="preserve">ічого бо нема схованого, що б не відкрилось, і скритого, що б не виявилось. </w:t>
+      </w:r>
+      <w:r>
+        <w:rPr>
           <w:rStyle w:val="Versetto"/>
         </w:rPr>
-        <w:t>2.</w:t>
-      </w:r>
-      <w:r>
-        <w:rPr>
-          <w:color w:val="000000"/>
-        </w:rPr>
-        <w:t xml:space="preserve"> </w:t>
-      </w:r>
-      <w:r>
-        <w:rPr>
-          <w:color w:val="000000"/>
-        </w:rPr>
-        <w:t>н</w:t>
-      </w:r>
-      <w:r>
-        <w:rPr>
-          <w:color w:val="000000"/>
-        </w:rPr>
-        <w:t xml:space="preserve">ічого бо нема схованого, що б не відкрилось, і скритого, що б не виявилось. </w:t>
-      </w:r>
-      <w:r>
-        <w:rPr>
-          <w:rStyle w:val="Versetto"/>
-        </w:rPr>
         <w:t>3.</w:t>
       </w:r>
       <w:r>
         <w:rPr>
           <w:color w:val="000000"/>
         </w:rPr>
-        <w:t xml:space="preserve"> Ось чому те, що ви сказали потемки, почується при світлі; і те, що ви говорили на вухо по сховках, оголоситься на крівлях.</w:t>
+        <w:t xml:space="preserve"> Ось чому те, що ви сказали потемки, почується при світлі; і те, що ви говорили на вухо по сховках, </w:t>
+      </w:r>
+      <w:proofErr w:type="spellStart"/>
+      <w:r>
+        <w:rPr>
+          <w:color w:val="000000"/>
+        </w:rPr>
+        <w:t>оголоситься</w:t>
+      </w:r>
+      <w:proofErr w:type="spellEnd"/>
+      <w:r>
+        <w:rPr>
+          <w:color w:val="000000"/>
+        </w:rPr>
+        <w:t xml:space="preserve"> на крівлях.</w:t>
       </w:r>
     </w:p>
     <w:p>
@@ -164,7 +206,21 @@
         <w:rPr>
           <w:color w:val="000000"/>
         </w:rPr>
-        <w:t xml:space="preserve"> Ба навіть і волосся на голові у вас усе пораховане. Не бійтесь: ви вартніші за багатьох горобців.</w:t>
+        <w:t xml:space="preserve"> Ба навіть і волосся на голові у вас усе пораховане. Не бійтесь: ви </w:t>
+      </w:r>
+      <w:proofErr w:type="spellStart"/>
+      <w:r>
+        <w:rPr>
+          <w:color w:val="000000"/>
+        </w:rPr>
+        <w:t>вартніші</w:t>
+      </w:r>
+      <w:proofErr w:type="spellEnd"/>
+      <w:r>
+        <w:rPr>
+          <w:color w:val="000000"/>
+        </w:rPr>
+        <w:t xml:space="preserve"> за багатьох горобців.</w:t>
       </w:r>
     </w:p>
     <w:sectPr>
